--- a/descargas/bachillerato/word/PRESENTE_bachillerato_eucaristia.docx
+++ b/descargas/bachillerato/word/PRESENTE_bachillerato_eucaristia.docx
@@ -1022,15 +1022,6 @@
     </w:p>
     <w:p>
       <w:pPr>
-        <w:pStyle w:val="Cuerpo"/>
-      </w:pPr>
-      <w:r>
-        <w:rPr/>
-        <w:t xml:space="preserve">En procesión, con una frase breve cada uno:</w:t>
-      </w:r>
-    </w:p>
-    <w:p>
-      <w:pPr>
         <w:pStyle w:val="Lista"/>
         <w:numPr>
           <w:ilvl w:val="0"/>
@@ -1078,7 +1069,7 @@
       </w:pPr>
       <w:r>
         <w:rPr/>
-        <w:t xml:space="preserve">El pan y el vino: «Te ofrecemos el pan y el vino, fruto de la tierra y del trabajo, que serán el Cuerpo y la Sangre de Cristo».</w:t>
+        <w:t xml:space="preserve">El pan y el vino: «Te ofrecemos el pan y el vino, fruto de la tierra y del trabajo, que se convertirán en tu Cuerpo y en tu Sangre».</w:t>
       </w:r>
     </w:p>
     <w:p>
@@ -1175,7 +1166,7 @@
       </w:pPr>
       <w:r>
         <w:rPr/>
-        <w:t xml:space="preserve">Se indica antes cómo acercarse. Comulgan quienes estén preparados; quien no lo esté puede acercarse a recibir una bendición o quedarse en su sitio en oración, con total libertad. Los profesores participan activamente. Los que no comulgan cantan. Después, tres minutos de silencio guiado: «Estás en su presencia. No tienes que producir nada. Solo estar. Dale gracias por algo concreto y ponle delante una decisión que tengas pendiente».</w:t>
+        <w:t xml:space="preserve">Se indica antes cómo acercarse. Comulgan quienes estén preparados; quien no lo esté se queda en su sitio en oración. Los profesores participan activamente. Los que no comulgan cantan. Después, tres minutos de silencio guiado: «Estás en su presencia. No tienes que producir nada. Solo estar. Dale gracias por algo concreto y ponle delante una decisión que tengas pendiente».</w:t>
       </w:r>
     </w:p>
     <w:p>
